--- a/중국어_대화문/7부_docx/7부_07화_작은_월권.docx
+++ b/중국어_대화문/7부_docx/7부_07화_작은_월권.docx
@@ -589,7 +589,7 @@
         <w:t>沈知远:</w:t>
       </w:r>
       <w:r>
-        <w:t xml:space="preserve"> 梁老，打扰您，我是沈知远。</w:t>
+        <w:t xml:space="preserve"> 梁委员，打扰您，我是沈知远。</w:t>
       </w:r>
     </w:p>
     <w:p>
@@ -1207,7 +1207,7 @@
         <w:t>沈知远:</w:t>
       </w:r>
       <w:r>
-        <w:t xml:space="preserve"> 我知道。……睡三个钟头，十点，把梁老请来。</w:t>
+        <w:t xml:space="preserve"> 我知道。……睡三个钟头，十点，把梁委员请来。</w:t>
       </w:r>
     </w:p>
     <w:p>
@@ -1302,7 +1302,7 @@
         <w:t>沈知远:</w:t>
       </w:r>
       <w:r>
-        <w:t xml:space="preserve"> 梁老，我自己说。昨夜的事，算是小小的越权。</w:t>
+        <w:t xml:space="preserve"> 梁委员，我自己说。昨夜的事，算是小小的越权。</w:t>
       </w:r>
     </w:p>
     <w:p>
@@ -2064,7 +2064,7 @@
     </w:p>
     <w:p>
       <w:r>
-        <w:t>(夜里十一点。办公室只留了桌上一盏台灯，窗外是又一场刚停的雪，广场上的灯一圈一圈地晕开。沈知远拉开最下面那个抽屉，里面是一只用旧报纸包着的茶碗，碗口左边有一道缺口，碗底压着一沓没有寄出的信。他把茶碗取出来，放在灯下，用保温壶倒了半杯热水，没有加茶，只是看着水汽升起来。)</w:t>
+        <w:t>(夜里十一点。办公室只留了桌上一盏台灯，窗外是又一场刚停的雪，广场上的灯一圈一圈地晕开。沈知远拉开最下面那个抽屉，里面是一只茶碗，碗口左边有一道缺口，碗底压着一沓没有寄出的信。他把茶碗取出来，放在灯下，用保温壶倒了半杯热水，没有加茶，只是看着水汽升起来。)</w:t>
       </w:r>
     </w:p>
     <w:p>
@@ -2096,7 +2096,7 @@
         <w:t>沈知远:</w:t>
       </w:r>
       <w:r>
-        <w:t xml:space="preserve"> 你从前说过，先喝杯茶，再说事。我今天喝了，事还是没说清楚。十二月的这一页，和二月十三日那一页，我现在手里有两页要还。梁老把两把钥匙放进同一只手里，我才明白，她是在替我保管我自己。</w:t>
+        <w:t xml:space="preserve"> 你从前说过，先喝杯茶，再说事。我今天喝了，事还是没说清楚。十二月的这一页，和二月十三日那一页，我现在手里有两页要还。梁委员把两把钥匙放进同一只手里，我才明白，她是在替我保管我自己。</w:t>
       </w:r>
     </w:p>
     <w:p>
@@ -2133,7 +2133,7 @@
     </w:p>
     <w:p>
       <w:r>
-        <w:t>(他把笔帽盖上，将信折成三折，放回茶碗底下，把茶碗重新包进旧报纸，推进抽屉最深处。台灯照在空了一半的保温壶上，壶嘴的热气越来越细。他关了灯，在黑暗里坐了一会儿，窗外的雪光把桌面照成一片淡灰。)</w:t>
+        <w:t>(他把笔帽盖上，将信折成三折，放回茶碗底下，再把茶碗推进抽屉最深处。台灯照在空了一半的保温壶上，壶嘴的热气越来越细。他关了灯，在黑暗里坐了一会儿，窗外的雪光把桌面照成一片淡灰。)</w:t>
       </w:r>
     </w:p>
     <w:p>
@@ -2176,22 +2176,22 @@
     </w:p>
     <w:p>
       <w:r>
-        <w:t>«捅娄子» — 한국어 해설: "큰 사고를 치다". 뜻밖의 실수로 일을 크게 그르친다는 구어. 사오톄쥔이 선즈위안에게 전방 젊은 중대장의 실수가 불러올 사태를 말하며, 장면 2.</w:t>
+        <w:t>«等不起» — 한국어 해설: "기다릴 수 없다". 시간이 촉박해 지체할 여유가 없다는 구어. 사오톄쥔이 선즈위안에게 상무위원이 모자란 밤에 표결을 기다릴 수는 없다며, 장면 2.</w:t>
       </w:r>
     </w:p>
     <w:p>
       <w:r>
-        <w:t>«心里没底» — 한국어 해설: "마음에 확신이 없다". 사정이나 결과를 장담할 수 없어 불안하다는 구어. 청시가 선즈위안에게 위성 연결로 다섯 번째 표결을 채울 수 있을지 걱정하며, 장면 3.</w:t>
+        <w:t>«捅娄子» — 한국어 해설: "큰 사고를 치다". 뜻밖의 실수로 일을 크게 그르친다는 구어. 사오톄쥔이 선즈위안에게 전방 젊은 중대장의 실수가 불러올 사태를 말하며, 장면 2.</w:t>
       </w:r>
     </w:p>
     <w:p>
       <w:r>
-        <w:t>«打个招呼» — 한국어 해설: "미리 알리다". 인사를 건네듯 관련 쪽에 먼저 알려 둔다는 구어. 당직 지휘관이 선즈위안에게 안전위원회 판공실에 먼저 알릴지 물으며, 장면 4.</w:t>
+        <w:t>«拿主意» — 한국어 해설: "결정을 내리다". 여러 사정 가운데서 스스로 판단해 정한다는 구어. 사오톄쥔이 선즈위안에게 그날 밤 진짜로 결정을 내린 사람은 총서기였다고 추켜세우며, 장면 5.</w:t>
       </w:r>
     </w:p>
     <w:p>
       <w:r>
-        <w:t>«先斩后奏» — 한국어 해설: "먼저 처리하고 나중에 보고하다". 허락을 받기 전에 일을 벌이고 사후에 알린다는 구어. 량페이전이 선즈위안에게 심의를 청하는 이름으로 쓰지 말라고 하며, 장면 6.</w:t>
+        <w:t>«递梯子» — 한국어 해설: "사다리를 건네다". 상대가 올라서거나 내려오기 쉽도록 명분을 대 준다는 구어. 선즈위안이 청시에게 사오톄쥔의 칭찬은 칭찬이자 사다리를 건네는 말이라며, 장면 5.</w:t>
       </w:r>
     </w:p>
     <w:p>
